--- a/Data Cleaning/Revision Justifications Coding.docx
+++ b/Data Cleaning/Revision Justifications Coding.docx
@@ -1185,4 +1185,10 @@
     </a:ext>
   </a:extLst>
 </a:theme>
+</file>
+
+<file path=docMetadata/LabelInfo.xml><?xml version="1.0" encoding="utf-8"?>
+<clbl:labelList xmlns:clbl="http://schemas.microsoft.com/office/2020/mipLabelMetadata">
+  <clbl:label id="{a9ee03e0-b78c-4998-8bf4-79b266b85105}" enabled="1" method="Standard" siteId="{723a5a87-f39a-4a22-9247-3fc240c01396}" removed="0"/>
+</clbl:labelList>
 </file>